--- a/klagomål/A 33524-2025 FSC-klagomål.docx
+++ b/klagomål/A 33524-2025 FSC-klagomål.docx
@@ -718,7 +718,7 @@
     <w:r>
       <w:tab/>
       <w:tab/>
-      <w:t>2026-03-19</w:t>
+      <w:t>2026-03-20</w:t>
       <w:br/>
       <w:br/>
     </w:r>

--- a/klagomål/A 33524-2025 FSC-klagomål.docx
+++ b/klagomål/A 33524-2025 FSC-klagomål.docx
@@ -718,7 +718,7 @@
     <w:r>
       <w:tab/>
       <w:tab/>
-      <w:t>2026-03-20</w:t>
+      <w:t>2026-03-21</w:t>
       <w:br/>
       <w:br/>
     </w:r>

--- a/klagomål/A 33524-2025 FSC-klagomål.docx
+++ b/klagomål/A 33524-2025 FSC-klagomål.docx
@@ -718,7 +718,7 @@
     <w:r>
       <w:tab/>
       <w:tab/>
-      <w:t>2026-03-21</w:t>
+      <w:t>2026-03-22</w:t>
       <w:br/>
       <w:br/>
     </w:r>

--- a/klagomål/A 33524-2025 FSC-klagomål.docx
+++ b/klagomål/A 33524-2025 FSC-klagomål.docx
@@ -718,7 +718,7 @@
     <w:r>
       <w:tab/>
       <w:tab/>
-      <w:t>2026-03-22</w:t>
+      <w:t>2026-03-23</w:t>
       <w:br/>
       <w:br/>
     </w:r>

--- a/klagomål/A 33524-2025 FSC-klagomål.docx
+++ b/klagomål/A 33524-2025 FSC-klagomål.docx
@@ -718,7 +718,7 @@
     <w:r>
       <w:tab/>
       <w:tab/>
-      <w:t>2026-03-23</w:t>
+      <w:t>2026-03-24</w:t>
       <w:br/>
       <w:br/>
     </w:r>

--- a/klagomål/A 33524-2025 FSC-klagomål.docx
+++ b/klagomål/A 33524-2025 FSC-klagomål.docx
@@ -718,7 +718,7 @@
     <w:r>
       <w:tab/>
       <w:tab/>
-      <w:t>2026-03-24</w:t>
+      <w:t>2026-03-25</w:t>
       <w:br/>
       <w:br/>
     </w:r>

--- a/klagomål/A 33524-2025 FSC-klagomål.docx
+++ b/klagomål/A 33524-2025 FSC-klagomål.docx
@@ -718,7 +718,7 @@
     <w:r>
       <w:tab/>
       <w:tab/>
-      <w:t>2026-03-25</w:t>
+      <w:t>2026-03-26</w:t>
       <w:br/>
       <w:br/>
     </w:r>

--- a/klagomål/A 33524-2025 FSC-klagomål.docx
+++ b/klagomål/A 33524-2025 FSC-klagomål.docx
@@ -718,7 +718,7 @@
     <w:r>
       <w:tab/>
       <w:tab/>
-      <w:t>2026-03-26</w:t>
+      <w:t>2026-03-27</w:t>
       <w:br/>
       <w:br/>
     </w:r>

--- a/klagomål/A 33524-2025 FSC-klagomål.docx
+++ b/klagomål/A 33524-2025 FSC-klagomål.docx
@@ -718,7 +718,7 @@
     <w:r>
       <w:tab/>
       <w:tab/>
-      <w:t>2026-03-27</w:t>
+      <w:t>2026-03-28</w:t>
       <w:br/>
       <w:br/>
     </w:r>

--- a/klagomål/A 33524-2025 FSC-klagomål.docx
+++ b/klagomål/A 33524-2025 FSC-klagomål.docx
@@ -718,7 +718,7 @@
     <w:r>
       <w:tab/>
       <w:tab/>
-      <w:t>2026-03-28</w:t>
+      <w:t>2026-03-29</w:t>
       <w:br/>
       <w:br/>
     </w:r>

--- a/klagomål/A 33524-2025 FSC-klagomål.docx
+++ b/klagomål/A 33524-2025 FSC-klagomål.docx
@@ -718,7 +718,7 @@
     <w:r>
       <w:tab/>
       <w:tab/>
-      <w:t>2026-03-29</w:t>
+      <w:t>2026-03-30</w:t>
       <w:br/>
       <w:br/>
     </w:r>

--- a/klagomål/A 33524-2025 FSC-klagomål.docx
+++ b/klagomål/A 33524-2025 FSC-klagomål.docx
@@ -718,7 +718,7 @@
     <w:r>
       <w:tab/>
       <w:tab/>
-      <w:t>2026-03-30</w:t>
+      <w:t>2026-03-31</w:t>
       <w:br/>
       <w:br/>
     </w:r>

--- a/klagomål/A 33524-2025 FSC-klagomål.docx
+++ b/klagomål/A 33524-2025 FSC-klagomål.docx
@@ -718,7 +718,7 @@
     <w:r>
       <w:tab/>
       <w:tab/>
-      <w:t>2026-03-31</w:t>
+      <w:t>2026-04-01</w:t>
       <w:br/>
       <w:br/>
     </w:r>

--- a/klagomål/A 33524-2025 FSC-klagomål.docx
+++ b/klagomål/A 33524-2025 FSC-klagomål.docx
@@ -718,7 +718,7 @@
     <w:r>
       <w:tab/>
       <w:tab/>
-      <w:t>2026-04-01</w:t>
+      <w:t>2026-04-02</w:t>
       <w:br/>
       <w:br/>
     </w:r>

--- a/klagomål/A 33524-2025 FSC-klagomål.docx
+++ b/klagomål/A 33524-2025 FSC-klagomål.docx
@@ -718,7 +718,7 @@
     <w:r>
       <w:tab/>
       <w:tab/>
-      <w:t>2026-04-02</w:t>
+      <w:t>2026-04-03</w:t>
       <w:br/>
       <w:br/>
     </w:r>

--- a/klagomål/A 33524-2025 FSC-klagomål.docx
+++ b/klagomål/A 33524-2025 FSC-klagomål.docx
@@ -718,7 +718,7 @@
     <w:r>
       <w:tab/>
       <w:tab/>
-      <w:t>2026-04-03</w:t>
+      <w:t>2026-04-04</w:t>
       <w:br/>
       <w:br/>
     </w:r>

--- a/klagomål/A 33524-2025 FSC-klagomål.docx
+++ b/klagomål/A 33524-2025 FSC-klagomål.docx
@@ -718,7 +718,7 @@
     <w:r>
       <w:tab/>
       <w:tab/>
-      <w:t>2026-04-04</w:t>
+      <w:t>2026-04-05</w:t>
       <w:br/>
       <w:br/>
     </w:r>

--- a/klagomål/A 33524-2025 FSC-klagomål.docx
+++ b/klagomål/A 33524-2025 FSC-klagomål.docx
@@ -718,7 +718,7 @@
     <w:r>
       <w:tab/>
       <w:tab/>
-      <w:t>2026-04-05</w:t>
+      <w:t>2026-04-06</w:t>
       <w:br/>
       <w:br/>
     </w:r>

--- a/klagomål/A 33524-2025 FSC-klagomål.docx
+++ b/klagomål/A 33524-2025 FSC-klagomål.docx
@@ -251,10 +251,10 @@
         <w:rPr>
           <w:b/>
         </w:rPr>
-        <w:t>Dropptaggsvamp</w:t>
+        <w:t>Dropptaggsvamp (NT)</w:t>
       </w:r>
       <w:r>
-        <w:t xml:space="preserve"> bildar mykorrhiza med tall, huvudsakligen i äldre skog. Total population i landet bedöms ha minskat och fortsatt minska på grund av slutavverkningar och förhöja kvävenivåer i marken som en följd av skogsgödsling. Dropptaggsvamp är typisk art för </w:t>
+        <w:t xml:space="preserve"> bildar mykorrhiza med tall, främst i barrskog med trädkontinuitet, i magra, torra och ljusöppna lavtallskogar och i barrblandskogar med friskmossor och lingon i fältskiktet. Den totala populationen i landet har minskat och bedöms fortsätta minska till följd av slutavverkningar av tallskog. Det är högst oklart om arten långsiktigt kan etablera och reproducera sig i skogsbestånd som brukas med trakthyggesmetoder, markberedning, gödsling eller föryngring med förädlat plantmaterial. Uppfyller kriterierna för att bli rödlistad på grund av ny kunskap som visar att en större andel av populationen än tidigare bedömt är knuten till kontinuitetsbarrskog. Minskningstakten för den svenska populationen bedöms vara nära gränsvärdet för Sårbar (VU). Dropptaggsvamp är typisk art för </w:t>
       </w:r>
       <w:r>
         <w:rPr>
@@ -263,7 +263,7 @@
         <w:t xml:space="preserve">9010 Taiga </w:t>
       </w:r>
       <w:r>
-        <w:t>(SLU Artdatabanken, 2025).</w:t>
+        <w:t>(SLU Artdatabanken, 2026).</w:t>
       </w:r>
     </w:p>
     <w:p>
@@ -274,7 +274,34 @@
         <w:t>Ullticka (NT)</w:t>
       </w:r>
       <w:r>
-        <w:t xml:space="preserve"> är knuten till restbestånd av barrnaturskog och förekommer med ett tydligt optimum i orörda eller måttligt påverkade gamla granskogar där det föreligger viss kontinuitet av grov död ved. Ullticka är en bra signalart inom hela sitt utbredningsområde och i södra Sverige är den sällsynt och en god signalart för skyddsvärda granskogsmiljöer. Den hotas av avverkning och fragmentering av naturskog och äldre granskog med lång trädkontinuitet. Ullticka är typisk art för </w:t>
+        <w:t xml:space="preserve"> är knuten till restbestånd av barrnaturskog och förekommer med ett tydligt optimum i orörda eller måttligt påverkade gamla granskogar där det föreligger viss kontinuitet av grov död ved. Ullticka är en bra signalart inom hela sitt utbredningsområde och i södra Sverige är den sällsynt och en god signalart för skyddsvärda granskogsmiljöer. Den hotas av avverkning och fragmentering av naturskog och äldre granskog med lång trädkontinuitet. På ullticka kan ibland ulltickeporing (VU) påträffas - det är en sällsynt ticka som nyligen delats upp i de tre olika arterna ulltickeporing </w:t>
+      </w:r>
+      <w:r>
+        <w:rPr>
+          <w:i/>
+        </w:rPr>
+        <w:t xml:space="preserve">Skeletocutis brevispora </w:t>
+      </w:r>
+      <w:r>
+        <w:t>(VU)</w:t>
+      </w:r>
+      <w:r>
+        <w:rPr>
+          <w:i/>
+        </w:rPr>
+        <w:t>, Skeletocutis delicata</w:t>
+      </w:r>
+      <w:r>
+        <w:t xml:space="preserve"> (VU)</w:t>
+      </w:r>
+      <w:r>
+        <w:rPr>
+          <w:i/>
+        </w:rPr>
+        <w:t xml:space="preserve"> och Skeletocutis exilis</w:t>
+      </w:r>
+      <w:r>
+        <w:t xml:space="preserve"> (NT). Ullticka är typisk art för </w:t>
       </w:r>
       <w:r>
         <w:rPr>
@@ -292,25 +319,7 @@
         <w:t>9030 Landhöjningsskog</w:t>
       </w:r>
       <w:r>
-        <w:t xml:space="preserve">. På ullticka kan ibland ulltickeporing (VU) påträffas - det är en sällsynt ticka som nyligen delats upp i tre olika arter: </w:t>
-      </w:r>
-      <w:r>
-        <w:rPr>
-          <w:i/>
-        </w:rPr>
-        <w:t xml:space="preserve">Skeletocutis brevispora </w:t>
-      </w:r>
-      <w:r>
-        <w:t>(ulltickeporing)</w:t>
-      </w:r>
-      <w:r>
-        <w:rPr>
-          <w:i/>
-        </w:rPr>
-        <w:t>, Skeletocutis delicata och Skeletocutis exilis</w:t>
-      </w:r>
-      <w:r>
-        <w:t>. De två sistnämnda arterna står för närvarande (2020) som ej bedömda i rödlistan (SLU Artdatabanken, 2024; Nitare &amp; Skogsstyrelsen, 2019; Miettinen &amp; Niemelä, 2018).</w:t>
+        <w:t xml:space="preserve"> (SLU Artdatabanken, 2026; Nitare &amp; Skogsstyrelsen, 2019; Miettinen &amp; Niemelä, 2018).</w:t>
       </w:r>
     </w:p>
     <w:p>
@@ -718,7 +727,7 @@
     <w:r>
       <w:tab/>
       <w:tab/>
-      <w:t>2026-04-06</w:t>
+      <w:t>2026-04-07</w:t>
       <w:br/>
       <w:br/>
     </w:r>

--- a/klagomål/A 33524-2025 FSC-klagomål.docx
+++ b/klagomål/A 33524-2025 FSC-klagomål.docx
@@ -727,7 +727,7 @@
     <w:r>
       <w:tab/>
       <w:tab/>
-      <w:t>2026-04-07</w:t>
+      <w:t>2026-04-08</w:t>
       <w:br/>
       <w:br/>
     </w:r>

--- a/klagomål/A 33524-2025 FSC-klagomål.docx
+++ b/klagomål/A 33524-2025 FSC-klagomål.docx
@@ -727,7 +727,7 @@
     <w:r>
       <w:tab/>
       <w:tab/>
-      <w:t>2026-04-08</w:t>
+      <w:t>2026-04-09</w:t>
       <w:br/>
       <w:br/>
     </w:r>

--- a/klagomål/A 33524-2025 FSC-klagomål.docx
+++ b/klagomål/A 33524-2025 FSC-klagomål.docx
@@ -727,7 +727,7 @@
     <w:r>
       <w:tab/>
       <w:tab/>
-      <w:t>2026-04-09</w:t>
+      <w:t>2026-04-10</w:t>
       <w:br/>
       <w:br/>
     </w:r>

--- a/klagomål/A 33524-2025 FSC-klagomål.docx
+++ b/klagomål/A 33524-2025 FSC-klagomål.docx
@@ -727,7 +727,7 @@
     <w:r>
       <w:tab/>
       <w:tab/>
-      <w:t>2026-04-10</w:t>
+      <w:t>2026-04-11</w:t>
       <w:br/>
       <w:br/>
     </w:r>

--- a/klagomål/A 33524-2025 FSC-klagomål.docx
+++ b/klagomål/A 33524-2025 FSC-klagomål.docx
@@ -727,7 +727,7 @@
     <w:r>
       <w:tab/>
       <w:tab/>
-      <w:t>2026-04-11</w:t>
+      <w:t>2026-04-12</w:t>
       <w:br/>
       <w:br/>
     </w:r>

--- a/klagomål/A 33524-2025 FSC-klagomål.docx
+++ b/klagomål/A 33524-2025 FSC-klagomål.docx
@@ -727,7 +727,7 @@
     <w:r>
       <w:tab/>
       <w:tab/>
-      <w:t>2026-04-14</w:t>
+      <w:t>2026-04-15</w:t>
       <w:br/>
       <w:br/>
     </w:r>

--- a/klagomål/A 33524-2025 FSC-klagomål.docx
+++ b/klagomål/A 33524-2025 FSC-klagomål.docx
@@ -727,7 +727,7 @@
     <w:r>
       <w:tab/>
       <w:tab/>
-      <w:t>2026-04-15</w:t>
+      <w:t>2026-04-16</w:t>
       <w:br/>
       <w:br/>
     </w:r>

--- a/klagomål/A 33524-2025 FSC-klagomål.docx
+++ b/klagomål/A 33524-2025 FSC-klagomål.docx
@@ -727,7 +727,7 @@
     <w:r>
       <w:tab/>
       <w:tab/>
-      <w:t>2026-04-16</w:t>
+      <w:t>2026-04-17</w:t>
       <w:br/>
       <w:br/>
     </w:r>

--- a/klagomål/A 33524-2025 FSC-klagomål.docx
+++ b/klagomål/A 33524-2025 FSC-klagomål.docx
@@ -727,7 +727,7 @@
     <w:r>
       <w:tab/>
       <w:tab/>
-      <w:t>2026-04-17</w:t>
+      <w:t>2026-04-18</w:t>
       <w:br/>
       <w:br/>
     </w:r>

--- a/klagomål/A 33524-2025 FSC-klagomål.docx
+++ b/klagomål/A 33524-2025 FSC-klagomål.docx
@@ -727,7 +727,7 @@
     <w:r>
       <w:tab/>
       <w:tab/>
-      <w:t>2026-04-18</w:t>
+      <w:t>2026-04-19</w:t>
       <w:br/>
       <w:br/>
     </w:r>

--- a/klagomål/A 33524-2025 FSC-klagomål.docx
+++ b/klagomål/A 33524-2025 FSC-klagomål.docx
@@ -727,7 +727,7 @@
     <w:r>
       <w:tab/>
       <w:tab/>
-      <w:t>2026-04-19</w:t>
+      <w:t>2026-04-20</w:t>
       <w:br/>
       <w:br/>
     </w:r>

--- a/klagomål/A 33524-2025 FSC-klagomål.docx
+++ b/klagomål/A 33524-2025 FSC-klagomål.docx
@@ -727,7 +727,7 @@
     <w:r>
       <w:tab/>
       <w:tab/>
-      <w:t>2026-04-20</w:t>
+      <w:t>2026-04-21</w:t>
       <w:br/>
       <w:br/>
     </w:r>

--- a/klagomål/A 33524-2025 FSC-klagomål.docx
+++ b/klagomål/A 33524-2025 FSC-klagomål.docx
@@ -727,7 +727,7 @@
     <w:r>
       <w:tab/>
       <w:tab/>
-      <w:t>2026-04-21</w:t>
+      <w:t>2026-04-22</w:t>
       <w:br/>
       <w:br/>
     </w:r>

--- a/klagomål/A 33524-2025 FSC-klagomål.docx
+++ b/klagomål/A 33524-2025 FSC-klagomål.docx
@@ -727,7 +727,7 @@
     <w:r>
       <w:tab/>
       <w:tab/>
-      <w:t>2026-04-22</w:t>
+      <w:t>2026-04-23</w:t>
       <w:br/>
       <w:br/>
     </w:r>

--- a/klagomål/A 33524-2025 FSC-klagomål.docx
+++ b/klagomål/A 33524-2025 FSC-klagomål.docx
@@ -727,7 +727,7 @@
     <w:r>
       <w:tab/>
       <w:tab/>
-      <w:t>2026-04-23</w:t>
+      <w:t>2026-04-24</w:t>
       <w:br/>
       <w:br/>
     </w:r>

--- a/klagomål/A 33524-2025 FSC-klagomål.docx
+++ b/klagomål/A 33524-2025 FSC-klagomål.docx
@@ -727,7 +727,7 @@
     <w:r>
       <w:tab/>
       <w:tab/>
-      <w:t>2026-04-24</w:t>
+      <w:t>2026-04-25</w:t>
       <w:br/>
       <w:br/>
     </w:r>

--- a/klagomål/A 33524-2025 FSC-klagomål.docx
+++ b/klagomål/A 33524-2025 FSC-klagomål.docx
@@ -727,7 +727,7 @@
     <w:r>
       <w:tab/>
       <w:tab/>
-      <w:t>2026-04-25</w:t>
+      <w:t>2026-04-26</w:t>
       <w:br/>
       <w:br/>
     </w:r>

--- a/klagomål/A 33524-2025 FSC-klagomål.docx
+++ b/klagomål/A 33524-2025 FSC-klagomål.docx
@@ -727,7 +727,7 @@
     <w:r>
       <w:tab/>
       <w:tab/>
-      <w:t>2026-05-16</w:t>
+      <w:t>2026-05-17</w:t>
       <w:br/>
       <w:br/>
     </w:r>

--- a/klagomål/A 33524-2025 FSC-klagomål.docx
+++ b/klagomål/A 33524-2025 FSC-klagomål.docx
@@ -727,7 +727,7 @@
     <w:r>
       <w:tab/>
       <w:tab/>
-      <w:t>2026-05-17</w:t>
+      <w:t>2026-05-18</w:t>
       <w:br/>
       <w:br/>
     </w:r>

--- a/klagomål/A 33524-2025 FSC-klagomål.docx
+++ b/klagomål/A 33524-2025 FSC-klagomål.docx
@@ -727,7 +727,7 @@
     <w:r>
       <w:tab/>
       <w:tab/>
-      <w:t>2026-05-18</w:t>
+      <w:t>2026-05-19</w:t>
       <w:br/>
       <w:br/>
     </w:r>

--- a/klagomål/A 33524-2025 FSC-klagomål.docx
+++ b/klagomål/A 33524-2025 FSC-klagomål.docx
@@ -727,7 +727,7 @@
     <w:r>
       <w:tab/>
       <w:tab/>
-      <w:t>2026-05-19</w:t>
+      <w:t>2026-05-20</w:t>
       <w:br/>
       <w:br/>
     </w:r>

--- a/klagomål/A 33524-2025 FSC-klagomål.docx
+++ b/klagomål/A 33524-2025 FSC-klagomål.docx
@@ -727,7 +727,7 @@
     <w:r>
       <w:tab/>
       <w:tab/>
-      <w:t>2026-05-20</w:t>
+      <w:t>2026-05-21</w:t>
       <w:br/>
       <w:br/>
     </w:r>

--- a/klagomål/A 33524-2025 FSC-klagomål.docx
+++ b/klagomål/A 33524-2025 FSC-klagomål.docx
@@ -727,7 +727,7 @@
     <w:r>
       <w:tab/>
       <w:tab/>
-      <w:t>2026-05-21</w:t>
+      <w:t>2026-05-22</w:t>
       <w:br/>
       <w:br/>
     </w:r>

--- a/klagomål/A 33524-2025 FSC-klagomål.docx
+++ b/klagomål/A 33524-2025 FSC-klagomål.docx
@@ -727,7 +727,7 @@
     <w:r>
       <w:tab/>
       <w:tab/>
-      <w:t>2026-05-22</w:t>
+      <w:t>2026-05-23</w:t>
       <w:br/>
       <w:br/>
     </w:r>

--- a/klagomål/A 33524-2025 FSC-klagomål.docx
+++ b/klagomål/A 33524-2025 FSC-klagomål.docx
@@ -727,7 +727,7 @@
     <w:r>
       <w:tab/>
       <w:tab/>
-      <w:t>2026-05-23</w:t>
+      <w:t>2026-05-24</w:t>
       <w:br/>
       <w:br/>
     </w:r>

--- a/klagomål/A 33524-2025 FSC-klagomål.docx
+++ b/klagomål/A 33524-2025 FSC-klagomål.docx
@@ -727,7 +727,7 @@
     <w:r>
       <w:tab/>
       <w:tab/>
-      <w:t>2026-05-24</w:t>
+      <w:t>2026-05-25</w:t>
       <w:br/>
       <w:br/>
     </w:r>

--- a/klagomål/A 33524-2025 FSC-klagomål.docx
+++ b/klagomål/A 33524-2025 FSC-klagomål.docx
@@ -727,7 +727,7 @@
     <w:r>
       <w:tab/>
       <w:tab/>
-      <w:t>2026-05-25</w:t>
+      <w:t>2026-05-26</w:t>
       <w:br/>
       <w:br/>
     </w:r>

--- a/klagomål/A 33524-2025 FSC-klagomål.docx
+++ b/klagomål/A 33524-2025 FSC-klagomål.docx
@@ -727,7 +727,7 @@
     <w:r>
       <w:tab/>
       <w:tab/>
-      <w:t>2026-05-26</w:t>
+      <w:t>2026-05-27</w:t>
       <w:br/>
       <w:br/>
     </w:r>

--- a/klagomål/A 33524-2025 FSC-klagomål.docx
+++ b/klagomål/A 33524-2025 FSC-klagomål.docx
@@ -727,7 +727,7 @@
     <w:r>
       <w:tab/>
       <w:tab/>
-      <w:t>2026-05-27</w:t>
+      <w:t>2026-05-28</w:t>
       <w:br/>
       <w:br/>
     </w:r>

--- a/klagomål/A 33524-2025 FSC-klagomål.docx
+++ b/klagomål/A 33524-2025 FSC-klagomål.docx
@@ -727,7 +727,7 @@
     <w:r>
       <w:tab/>
       <w:tab/>
-      <w:t>2026-05-28</w:t>
+      <w:t>2026-05-29</w:t>
       <w:br/>
       <w:br/>
     </w:r>

--- a/klagomål/A 33524-2025 FSC-klagomål.docx
+++ b/klagomål/A 33524-2025 FSC-klagomål.docx
@@ -727,7 +727,7 @@
     <w:r>
       <w:tab/>
       <w:tab/>
-      <w:t>2026-05-29</w:t>
+      <w:t>2026-05-30</w:t>
       <w:br/>
       <w:br/>
     </w:r>

--- a/klagomål/A 33524-2025 FSC-klagomål.docx
+++ b/klagomål/A 33524-2025 FSC-klagomål.docx
@@ -727,7 +727,7 @@
     <w:r>
       <w:tab/>
       <w:tab/>
-      <w:t>2026-05-30</w:t>
+      <w:t>2026-05-31</w:t>
       <w:br/>
       <w:br/>
     </w:r>

--- a/klagomål/A 33524-2025 FSC-klagomål.docx
+++ b/klagomål/A 33524-2025 FSC-klagomål.docx
@@ -727,7 +727,7 @@
     <w:r>
       <w:tab/>
       <w:tab/>
-      <w:t>2026-05-31</w:t>
+      <w:t>2026-06-01</w:t>
       <w:br/>
       <w:br/>
     </w:r>

--- a/klagomål/A 33524-2025 FSC-klagomål.docx
+++ b/klagomål/A 33524-2025 FSC-klagomål.docx
@@ -727,7 +727,7 @@
     <w:r>
       <w:tab/>
       <w:tab/>
-      <w:t>2026-06-01</w:t>
+      <w:t>2026-06-02</w:t>
       <w:br/>
       <w:br/>
     </w:r>

--- a/klagomål/A 33524-2025 FSC-klagomål.docx
+++ b/klagomål/A 33524-2025 FSC-klagomål.docx
@@ -727,7 +727,7 @@
     <w:r>
       <w:tab/>
       <w:tab/>
-      <w:t>2026-06-02</w:t>
+      <w:t>2026-06-03</w:t>
       <w:br/>
       <w:br/>
     </w:r>

--- a/klagomål/A 33524-2025 FSC-klagomål.docx
+++ b/klagomål/A 33524-2025 FSC-klagomål.docx
@@ -727,7 +727,7 @@
     <w:r>
       <w:tab/>
       <w:tab/>
-      <w:t>2026-06-03</w:t>
+      <w:t>2026-06-04</w:t>
       <w:br/>
       <w:br/>
     </w:r>

--- a/klagomål/A 33524-2025 FSC-klagomål.docx
+++ b/klagomål/A 33524-2025 FSC-klagomål.docx
@@ -727,7 +727,7 @@
     <w:r>
       <w:tab/>
       <w:tab/>
-      <w:t>2026-06-04</w:t>
+      <w:t>2026-06-05</w:t>
       <w:br/>
       <w:br/>
     </w:r>

--- a/klagomål/A 33524-2025 FSC-klagomål.docx
+++ b/klagomål/A 33524-2025 FSC-klagomål.docx
@@ -727,7 +727,7 @@
     <w:r>
       <w:tab/>
       <w:tab/>
-      <w:t>2026-06-05</w:t>
+      <w:t>2026-06-06</w:t>
       <w:br/>
       <w:br/>
     </w:r>

--- a/klagomål/A 33524-2025 FSC-klagomål.docx
+++ b/klagomål/A 33524-2025 FSC-klagomål.docx
@@ -727,7 +727,7 @@
     <w:r>
       <w:tab/>
       <w:tab/>
-      <w:t>2026-06-06</w:t>
+      <w:t>2026-06-07</w:t>
       <w:br/>
       <w:br/>
     </w:r>

--- a/klagomål/A 33524-2025 FSC-klagomål.docx
+++ b/klagomål/A 33524-2025 FSC-klagomål.docx
@@ -727,7 +727,7 @@
     <w:r>
       <w:tab/>
       <w:tab/>
-      <w:t>2026-06-07</w:t>
+      <w:t>2026-06-08</w:t>
       <w:br/>
       <w:br/>
     </w:r>
